--- a/Guide/USER_GUIDE.docx
+++ b/Guide/USER_GUIDE.docx
@@ -223,35 +223,7 @@
         <w:rPr>
           <w:rFonts w:hint="eastAsia"/>
         </w:rPr>
-        <w:t xml:space="preserve">` folder to the target machine → on Windows double-click `start.bat`, on macOS/Linux run </w:t>
-      </w:r>
-      <w:proofErr w:type="gramStart"/>
-      <w:r>
-        <w:rPr>
-          <w:rFonts w:hint="eastAsia"/>
-        </w:rPr>
-        <w:t>`.</w:t>
-      </w:r>
-      <w:proofErr w:type="gramEnd"/>
-      <w:r>
-        <w:rPr>
-          <w:rFonts w:hint="eastAsia"/>
-        </w:rPr>
-        <w:t>/start.sh</w:t>
-      </w:r>
-      <w:proofErr w:type="gramStart"/>
-      <w:r>
-        <w:rPr>
-          <w:rFonts w:hint="eastAsia"/>
-        </w:rPr>
-        <w:t xml:space="preserve">` → </w:t>
-      </w:r>
-      <w:proofErr w:type="gramEnd"/>
-      <w:r>
-        <w:rPr>
-          <w:rFonts w:hint="eastAsia"/>
-        </w:rPr>
-        <w:t>open `http://127.0.0.1:46001` in the browser → click **"Open DSH"** to start using it. Detailed instructions below:</w:t>
+        <w:t>` folder to the target machine → on Windows double-click `start.bat`, on macOS/Linux run `./start.sh` → open `http://127.0.0.1:46001` in the browser → click **"Open DSH"** to start using it. Detailed instructions below:</w:t>
       </w:r>
       <w:r>
         <w:t xml:space="preserve">         </w:t>
@@ -328,21 +300,7 @@
         <w:rPr>
           <w:rFonts w:hint="eastAsia"/>
         </w:rPr>
-        <w:t>1-1-2. Double-click **`start.bat`*</w:t>
-      </w:r>
-      <w:proofErr w:type="gramStart"/>
-      <w:r>
-        <w:rPr>
-          <w:rFonts w:hint="eastAsia"/>
-        </w:rPr>
-        <w:t>* (</w:t>
-      </w:r>
-      <w:proofErr w:type="gramEnd"/>
-      <w:r>
-        <w:rPr>
-          <w:rFonts w:hint="eastAsia"/>
-        </w:rPr>
-        <w:t>or right-click → Run as administrator, if the port is occupied).</w:t>
+        <w:t>1-1-2. Double-click **`start.bat`** (or right-click → Run as administrator, if the port is occupied).</w:t>
       </w:r>
       <w:r>
         <w:t xml:space="preserve">         </w:t>
@@ -685,7 +643,7 @@
           <w:noProof/>
         </w:rPr>
         <w:drawing>
-          <wp:inline distT="0" distB="0" distL="0" distR="0" wp14:anchorId="78E1C3EA" wp14:editId="74EA25F6">
+          <wp:inline distT="0" distB="0" distL="0" distR="0" wp14:anchorId="78E1C3EA" wp14:editId="6BAF4E60">
             <wp:extent cx="5274310" cy="465455"/>
             <wp:effectExtent l="0" t="0" r="2540" b="0"/>
             <wp:docPr id="286631104" name="图片 1"/>
@@ -858,21 +816,7 @@
         <w:rPr>
           <w:rFonts w:hint="eastAsia"/>
         </w:rPr>
-        <w:t xml:space="preserve"> keeps running in the background. </w:t>
-      </w:r>
-      <w:proofErr w:type="gramStart"/>
-      <w:r>
-        <w:rPr>
-          <w:rFonts w:hint="eastAsia"/>
-        </w:rPr>
-        <w:t>As long as</w:t>
-      </w:r>
-      <w:proofErr w:type="gramEnd"/>
-      <w:r>
-        <w:rPr>
-          <w:rFonts w:hint="eastAsia"/>
-        </w:rPr>
-        <w:t xml:space="preserve"> you have not rebooted, just open `http://127.0.0.1:46001` in the browser to return to the login page. If the launcher has been closed (e.g., after a reboot), you need to run the start program above again.</w:t>
+        <w:t xml:space="preserve"> keeps running in the background. As long as you have not rebooted, just open `http://127.0.0.1:46001` in the browser to return to the login page. If the launcher has been closed (e.g., after a reboot), you need to run the start program above again.</w:t>
       </w:r>
       <w:r>
         <w:rPr>
@@ -1098,7 +1042,7 @@
           <w:noProof/>
         </w:rPr>
         <w:drawing>
-          <wp:inline distT="0" distB="0" distL="0" distR="0" wp14:anchorId="2044E27F" wp14:editId="1175F2A4">
+          <wp:inline distT="0" distB="0" distL="0" distR="0" wp14:anchorId="2044E27F" wp14:editId="316430C2">
             <wp:extent cx="5274310" cy="2002155"/>
             <wp:effectExtent l="0" t="0" r="2540" b="0"/>
             <wp:docPr id="5370857" name="图片 5"/>
@@ -1174,21 +1118,7 @@
         <w:rPr>
           <w:rFonts w:hint="eastAsia"/>
         </w:rPr>
-        <w:t xml:space="preserve">Setting the Workspace path defines the platform's workspace directory. Note that this directory can be on any drive on the </w:t>
-      </w:r>
-      <w:proofErr w:type="gramStart"/>
-      <w:r>
-        <w:rPr>
-          <w:rFonts w:hint="eastAsia"/>
-        </w:rPr>
-        <w:t>computer, but</w:t>
-      </w:r>
-      <w:proofErr w:type="gramEnd"/>
-      <w:r>
-        <w:rPr>
-          <w:rFonts w:hint="eastAsia"/>
-        </w:rPr>
-        <w:t xml:space="preserve"> plan it well and ensure it has enough capacity, because all data you enter and all files you upload in </w:t>
+        <w:t xml:space="preserve">Setting the Workspace path defines the platform's workspace directory. Note that this directory can be on any drive on the computer, but plan it well and ensure it has enough capacity, because all data you enter and all files you upload in </w:t>
       </w:r>
       <w:proofErr w:type="spellStart"/>
       <w:r>
@@ -1367,21 +1297,7 @@
         <w:rPr>
           <w:rFonts w:hint="eastAsia"/>
         </w:rPr>
-        <w:t xml:space="preserve">You can add member users here. Note that usernames should use English letters, not Chinese. Remember the password you set for a user, for </w:t>
-      </w:r>
-      <w:proofErr w:type="gramStart"/>
-      <w:r>
-        <w:rPr>
-          <w:rFonts w:hint="eastAsia"/>
-        </w:rPr>
-        <w:t>example</w:t>
-      </w:r>
-      <w:proofErr w:type="gramEnd"/>
-      <w:r>
-        <w:rPr>
-          <w:rFonts w:hint="eastAsia"/>
-        </w:rPr>
-        <w:t xml:space="preserve"> set it to `12345678`. After a member user logs in, they can change it themselves. You do not need to set this member's workspace directory — it is generated automatically from the main workspace directory + username.</w:t>
+        <w:t>You can add member users here. Note that usernames should use English letters, not Chinese. Remember the password you set for a user, for example set it to `12345678`. After a member user logs in, they can change it themselves. You do not need to set this member's workspace directory — it is generated automatically from the main workspace directory + username.</w:t>
       </w:r>
     </w:p>
     <w:p>
@@ -1565,7 +1481,7 @@
           <w:noProof/>
         </w:rPr>
         <w:drawing>
-          <wp:inline distT="0" distB="0" distL="0" distR="0" wp14:anchorId="39F15B5B" wp14:editId="7DBB31E4">
+          <wp:inline distT="0" distB="0" distL="0" distR="0" wp14:anchorId="39F15B5B" wp14:editId="498C9606">
             <wp:extent cx="5274310" cy="1233805"/>
             <wp:effectExtent l="0" t="0" r="2540" b="4445"/>
             <wp:docPr id="1833294711" name="图片 8"/>
@@ -1869,21 +1785,7 @@
         <w:rPr>
           <w:rFonts w:hint="eastAsia"/>
         </w:rPr>
-        <w:t xml:space="preserve">Click the Edit button, as shown below. You can choose from the listed </w:t>
-      </w:r>
-      <w:proofErr w:type="gramStart"/>
-      <w:r>
-        <w:rPr>
-          <w:rFonts w:hint="eastAsia"/>
-        </w:rPr>
-        <w:t>models, or</w:t>
-      </w:r>
-      <w:proofErr w:type="gramEnd"/>
-      <w:r>
-        <w:rPr>
-          <w:rFonts w:hint="eastAsia"/>
-        </w:rPr>
-        <w:t xml:space="preserve"> click Add model to add one. After selecting, enter the API Key you obtained. You can learn how to set it up on the website of the LLM you plan to connect.</w:t>
+        <w:t>Click the Edit button, as shown below. You can choose from the listed models, or click Add model to add one. After selecting, enter the API Key you obtained. You can learn how to set it up on the website of the LLM you plan to connect.</w:t>
       </w:r>
       <w:r>
         <w:br/>
@@ -2117,21 +2019,7 @@
         <w:rPr>
           <w:rFonts w:hint="eastAsia"/>
         </w:rPr>
-        <w:t xml:space="preserve">4-3. Task Management. Click the task management tab, as shown below. It shows the list of tasks assigned to you by other members. You can click a task name to preview its </w:t>
-      </w:r>
-      <w:proofErr w:type="gramStart"/>
-      <w:r>
-        <w:rPr>
-          <w:rFonts w:hint="eastAsia"/>
-        </w:rPr>
-        <w:t>details, or</w:t>
-      </w:r>
-      <w:proofErr w:type="gramEnd"/>
-      <w:r>
-        <w:rPr>
-          <w:rFonts w:hint="eastAsia"/>
-        </w:rPr>
-        <w:t xml:space="preserve"> click the Feedback button to give feedback on how you handled the task. </w:t>
+        <w:t xml:space="preserve">4-3. Task Management. Click the task management tab, as shown below. It shows the list of tasks assigned to you by other members. You can click a task name to preview its details, or click the Feedback button to give feedback on how you handled the task. </w:t>
       </w:r>
       <w:r>
         <w:rPr>
@@ -2166,12 +2054,6 @@
           <w14:ligatures w14:val="none"/>
         </w:rPr>
       </w:pPr>
-      <w:r>
-        <w:rPr>
-          <w:rFonts w:hint="eastAsia"/>
-        </w:rPr>
-        <w:t>``` k</w:t>
-      </w:r>
       <w:r>
         <w:rPr>
           <w:rFonts w:ascii="Times New Roman" w:eastAsia="Times New Roman" w:hAnsi="Times New Roman" w:cs="Times New Roman"/>
@@ -2638,35 +2520,7 @@
         <w:rPr>
           <w:rFonts w:hint="eastAsia"/>
         </w:rPr>
-        <w:t xml:space="preserve">On this page, you can click the Start button to start the DSH service. The first start may be slower; after it starts, you can open the member's DSH page, as shown below. The operation is the same as the </w:t>
-      </w:r>
-      <w:proofErr w:type="gramStart"/>
-      <w:r>
-        <w:rPr>
-          <w:rFonts w:hint="eastAsia"/>
-        </w:rPr>
-        <w:t>admin's, but</w:t>
-      </w:r>
-      <w:proofErr w:type="gramEnd"/>
-      <w:r>
-        <w:rPr>
-          <w:rFonts w:hint="eastAsia"/>
-        </w:rPr>
-        <w:t xml:space="preserve"> note that the </w:t>
-      </w:r>
-      <w:proofErr w:type="gramStart"/>
-      <w:r>
-        <w:rPr>
-          <w:rFonts w:hint="eastAsia"/>
-        </w:rPr>
-        <w:t>member</w:t>
-      </w:r>
-      <w:proofErr w:type="gramEnd"/>
-      <w:r>
-        <w:rPr>
-          <w:rFonts w:hint="eastAsia"/>
-        </w:rPr>
-        <w:t xml:space="preserve"> can only work in their own file workspace and cannot see the files of other workspaces.</w:t>
+        <w:t>On this page, you can click the Start button to start the DSH service. The first start may be slower; after it starts, you can open the member's DSH page, as shown below. The operation is the same as the admin's, but note that the member can only work in their own file workspace and cannot see the files of other workspaces.</w:t>
       </w:r>
     </w:p>
     <w:p>

--- a/Guide/USER_GUIDE.docx
+++ b/Guide/USER_GUIDE.docx
@@ -52,6 +52,7 @@
     </w:p>
     <w:p>
       <w:pPr>
+        <w:jc w:val="center"/>
         <w:rPr>
           <w:rFonts w:hint="eastAsia"/>
         </w:rPr>
@@ -145,15 +146,8 @@
         <w:rPr>
           <w:rFonts w:hint="eastAsia"/>
         </w:rPr>
-        <w:t>- 6. DSH Operations</w:t>
-      </w:r>
-    </w:p>
-    <w:p>
-      <w:pPr>
-        <w:rPr>
-          <w:rFonts w:hint="eastAsia"/>
-        </w:rPr>
-      </w:pPr>
+        <w:t>- 6. DSH Operation</w:t>
+      </w:r>
     </w:p>
     <w:p>
       <w:pPr>
@@ -223,7 +217,35 @@
         <w:rPr>
           <w:rFonts w:hint="eastAsia"/>
         </w:rPr>
-        <w:t>` folder to the target machine → on Windows double-click `start.bat`, on macOS/Linux run `./start.sh` → open `http://127.0.0.1:46001` in the browser → click **"Open DSH"** to start using it. Detailed instructions below:</w:t>
+        <w:t xml:space="preserve">` folder to the target machine → on Windows double-click `start.bat`, on macOS/Linux run </w:t>
+      </w:r>
+      <w:proofErr w:type="gramStart"/>
+      <w:r>
+        <w:rPr>
+          <w:rFonts w:hint="eastAsia"/>
+        </w:rPr>
+        <w:t>`.</w:t>
+      </w:r>
+      <w:proofErr w:type="gramEnd"/>
+      <w:r>
+        <w:rPr>
+          <w:rFonts w:hint="eastAsia"/>
+        </w:rPr>
+        <w:t>/start.sh</w:t>
+      </w:r>
+      <w:proofErr w:type="gramStart"/>
+      <w:r>
+        <w:rPr>
+          <w:rFonts w:hint="eastAsia"/>
+        </w:rPr>
+        <w:t xml:space="preserve">` → </w:t>
+      </w:r>
+      <w:proofErr w:type="gramEnd"/>
+      <w:r>
+        <w:rPr>
+          <w:rFonts w:hint="eastAsia"/>
+        </w:rPr>
+        <w:t>open `http://127.0.0.1:46001` in the browser → click **"Open DSH"** to start using it. Detailed instructions below:</w:t>
       </w:r>
       <w:r>
         <w:t xml:space="preserve">         </w:t>
@@ -300,7 +322,21 @@
         <w:rPr>
           <w:rFonts w:hint="eastAsia"/>
         </w:rPr>
-        <w:t>1-1-2. Double-click **`start.bat`** (or right-click → Run as administrator, if the port is occupied).</w:t>
+        <w:t>1-1-2. Double-click **`start.bat`*</w:t>
+      </w:r>
+      <w:proofErr w:type="gramStart"/>
+      <w:r>
+        <w:rPr>
+          <w:rFonts w:hint="eastAsia"/>
+        </w:rPr>
+        <w:t>* (</w:t>
+      </w:r>
+      <w:proofErr w:type="gramEnd"/>
+      <w:r>
+        <w:rPr>
+          <w:rFonts w:hint="eastAsia"/>
+        </w:rPr>
+        <w:t>or right-click → Run as administrator, if the port is occupied).</w:t>
       </w:r>
       <w:r>
         <w:t xml:space="preserve">         </w:t>
@@ -387,6 +423,7 @@
         <w:rPr>
           <w:rFonts w:hint="eastAsia"/>
         </w:rPr>
+        <w:lastRenderedPageBreak/>
         <w:t>1-2-2. Open Terminal and go to the folder:</w:t>
       </w:r>
     </w:p>
@@ -643,7 +680,7 @@
           <w:noProof/>
         </w:rPr>
         <w:drawing>
-          <wp:inline distT="0" distB="0" distL="0" distR="0" wp14:anchorId="78E1C3EA" wp14:editId="6BAF4E60">
+          <wp:inline distT="0" distB="0" distL="0" distR="0" wp14:anchorId="78E1C3EA" wp14:editId="7BD9E8F7">
             <wp:extent cx="5274310" cy="465455"/>
             <wp:effectExtent l="0" t="0" r="2540" b="0"/>
             <wp:docPr id="286631104" name="图片 1"/>
@@ -728,6 +765,7 @@
         <w:rPr>
           <w:noProof/>
         </w:rPr>
+        <w:lastRenderedPageBreak/>
         <w:drawing>
           <wp:inline distT="0" distB="0" distL="0" distR="0" wp14:anchorId="3BCED0BE" wp14:editId="743BBE0B">
             <wp:extent cx="5274310" cy="2830195"/>
@@ -816,7 +854,21 @@
         <w:rPr>
           <w:rFonts w:hint="eastAsia"/>
         </w:rPr>
-        <w:t xml:space="preserve"> keeps running in the background. As long as you have not rebooted, just open `http://127.0.0.1:46001` in the browser to return to the login page. If the launcher has been closed (e.g., after a reboot), you need to run the start program above again.</w:t>
+        <w:t xml:space="preserve"> keeps running in the background. </w:t>
+      </w:r>
+      <w:proofErr w:type="gramStart"/>
+      <w:r>
+        <w:rPr>
+          <w:rFonts w:hint="eastAsia"/>
+        </w:rPr>
+        <w:t>As long as</w:t>
+      </w:r>
+      <w:proofErr w:type="gramEnd"/>
+      <w:r>
+        <w:rPr>
+          <w:rFonts w:hint="eastAsia"/>
+        </w:rPr>
+        <w:t xml:space="preserve"> you have not rebooted, just open `http://127.0.0.1:46001` in the browser to return to the login page. If the launcher has been closed (e.g., after a reboot), you need to run the start program above again.</w:t>
       </w:r>
       <w:r>
         <w:rPr>
@@ -888,6 +940,7 @@
         <w:rPr>
           <w:noProof/>
         </w:rPr>
+        <w:lastRenderedPageBreak/>
         <w:drawing>
           <wp:inline distT="0" distB="0" distL="0" distR="0" wp14:anchorId="6287BC60" wp14:editId="44017FB2">
             <wp:extent cx="5274310" cy="3604895"/>
@@ -1008,6 +1061,7 @@
         <w:rPr>
           <w:rFonts w:hint="eastAsia"/>
         </w:rPr>
+        <w:lastRenderedPageBreak/>
         <w:t>You can: Start/Stop, Open DSH, Configure, Manage Instances, Change Password. The key parts are described below; the rest is self-explanatory.</w:t>
       </w:r>
     </w:p>
@@ -1042,7 +1096,7 @@
           <w:noProof/>
         </w:rPr>
         <w:drawing>
-          <wp:inline distT="0" distB="0" distL="0" distR="0" wp14:anchorId="2044E27F" wp14:editId="316430C2">
+          <wp:inline distT="0" distB="0" distL="0" distR="0" wp14:anchorId="2044E27F" wp14:editId="61A1161B">
             <wp:extent cx="5274310" cy="2002155"/>
             <wp:effectExtent l="0" t="0" r="2540" b="0"/>
             <wp:docPr id="5370857" name="图片 5"/>
@@ -1118,7 +1172,21 @@
         <w:rPr>
           <w:rFonts w:hint="eastAsia"/>
         </w:rPr>
-        <w:t xml:space="preserve">Setting the Workspace path defines the platform's workspace directory. Note that this directory can be on any drive on the computer, but plan it well and ensure it has enough capacity, because all data you enter and all files you upload in </w:t>
+        <w:t xml:space="preserve">Setting the Workspace path defines the platform's workspace directory. Note that this directory can be on any drive on the </w:t>
+      </w:r>
+      <w:proofErr w:type="gramStart"/>
+      <w:r>
+        <w:rPr>
+          <w:rFonts w:hint="eastAsia"/>
+        </w:rPr>
+        <w:t>computer, but</w:t>
+      </w:r>
+      <w:proofErr w:type="gramEnd"/>
+      <w:r>
+        <w:rPr>
+          <w:rFonts w:hint="eastAsia"/>
+        </w:rPr>
+        <w:t xml:space="preserve"> plan it well and ensure it has enough capacity, because all data you enter and all files you upload in </w:t>
       </w:r>
       <w:proofErr w:type="spellStart"/>
       <w:r>
@@ -1297,17 +1365,29 @@
         <w:rPr>
           <w:rFonts w:hint="eastAsia"/>
         </w:rPr>
-        <w:t>You can add member users here. Note that usernames should use English letters, not Chinese. Remember the password you set for a user, for example set it to `12345678`. After a member user logs in, they can change it themselves. You do not need to set this member's workspace directory — it is generated automatically from the main workspace directory + username.</w:t>
-      </w:r>
-    </w:p>
-    <w:p>
-      <w:pPr>
-        <w:pStyle w:val="a9"/>
-        <w:ind w:left="555"/>
-        <w:rPr>
-          <w:rFonts w:hint="eastAsia"/>
-        </w:rPr>
-      </w:pPr>
+        <w:t xml:space="preserve">You can add member users here. Note that usernames should use English letters, not Chinese. Remember the password you set for a user, for </w:t>
+      </w:r>
+      <w:proofErr w:type="gramStart"/>
+      <w:r>
+        <w:rPr>
+          <w:rFonts w:hint="eastAsia"/>
+        </w:rPr>
+        <w:t>example</w:t>
+      </w:r>
+      <w:proofErr w:type="gramEnd"/>
+      <w:r>
+        <w:rPr>
+          <w:rFonts w:hint="eastAsia"/>
+        </w:rPr>
+        <w:t xml:space="preserve"> set it to `12345678`. After a member user logs in, they can change it themselves. You do </w:t>
+      </w:r>
+      <w:r>
+        <w:rPr>
+          <w:rFonts w:hint="eastAsia"/>
+        </w:rPr>
+        <w:lastRenderedPageBreak/>
+        <w:t>not need to set this member's workspace directory — it is generated automatically from the main workspace directory + username.</w:t>
+      </w:r>
     </w:p>
     <w:p>
       <w:pPr>
@@ -1481,7 +1561,7 @@
           <w:noProof/>
         </w:rPr>
         <w:drawing>
-          <wp:inline distT="0" distB="0" distL="0" distR="0" wp14:anchorId="39F15B5B" wp14:editId="498C9606">
+          <wp:inline distT="0" distB="0" distL="0" distR="0" wp14:anchorId="39F15B5B" wp14:editId="4125C91C">
             <wp:extent cx="5274310" cy="1233805"/>
             <wp:effectExtent l="0" t="0" r="2540" b="4445"/>
             <wp:docPr id="1833294711" name="图片 8"/>
@@ -1536,13 +1616,6 @@
           <w:rFonts w:hint="eastAsia"/>
         </w:rPr>
       </w:pPr>
-    </w:p>
-    <w:p>
-      <w:pPr>
-        <w:rPr>
-          <w:rFonts w:hint="eastAsia"/>
-        </w:rPr>
-      </w:pPr>
       <w:r>
         <w:rPr>
           <w:rFonts w:hint="eastAsia"/>
@@ -1556,6 +1629,7 @@
         <w:rPr>
           <w:noProof/>
         </w:rPr>
+        <w:lastRenderedPageBreak/>
         <w:drawing>
           <wp:inline distT="0" distB="0" distL="0" distR="0" wp14:anchorId="61CE37F1" wp14:editId="59181A46">
             <wp:extent cx="5274310" cy="2934335"/>
@@ -1785,7 +1859,28 @@
         <w:rPr>
           <w:rFonts w:hint="eastAsia"/>
         </w:rPr>
-        <w:t>Click the Edit button, as shown below. You can choose from the listed models, or click Add model to add one. After selecting, enter the API Key you obtained. You can learn how to set it up on the website of the LLM you plan to connect.</w:t>
+        <w:t xml:space="preserve">Click the Edit button, as shown below. You can choose from the listed </w:t>
+      </w:r>
+      <w:proofErr w:type="gramStart"/>
+      <w:r>
+        <w:rPr>
+          <w:rFonts w:hint="eastAsia"/>
+        </w:rPr>
+        <w:t>models, or</w:t>
+      </w:r>
+      <w:proofErr w:type="gramEnd"/>
+      <w:r>
+        <w:rPr>
+          <w:rFonts w:hint="eastAsia"/>
+        </w:rPr>
+        <w:t xml:space="preserve"> click </w:t>
+      </w:r>
+      <w:r>
+        <w:rPr>
+          <w:rFonts w:hint="eastAsia"/>
+        </w:rPr>
+        <w:lastRenderedPageBreak/>
+        <w:t>Add model to add one. After selecting, enter the API Key you obtained. You can learn how to set it up on the website of the LLM you plan to connect.</w:t>
       </w:r>
       <w:r>
         <w:br/>
@@ -1863,6 +1958,7 @@
         <w:rPr>
           <w:noProof/>
         </w:rPr>
+        <w:lastRenderedPageBreak/>
         <w:drawing>
           <wp:inline distT="0" distB="0" distL="0" distR="0" wp14:anchorId="637077FD" wp14:editId="2843857C">
             <wp:extent cx="5274310" cy="3797300"/>
@@ -2019,7 +2115,22 @@
         <w:rPr>
           <w:rFonts w:hint="eastAsia"/>
         </w:rPr>
-        <w:t xml:space="preserve">4-3. Task Management. Click the task management tab, as shown below. It shows the list of tasks assigned to you by other members. You can click a task name to preview its details, or click the Feedback button to give feedback on how you handled the task. </w:t>
+        <w:lastRenderedPageBreak/>
+        <w:t xml:space="preserve">4-3. Task Management. Click the task management tab, as shown below. It shows the list of tasks assigned to you by other members. You can click a task name to preview its </w:t>
+      </w:r>
+      <w:proofErr w:type="gramStart"/>
+      <w:r>
+        <w:rPr>
+          <w:rFonts w:hint="eastAsia"/>
+        </w:rPr>
+        <w:t>details, or</w:t>
+      </w:r>
+      <w:proofErr w:type="gramEnd"/>
+      <w:r>
+        <w:rPr>
+          <w:rFonts w:hint="eastAsia"/>
+        </w:rPr>
+        <w:t xml:space="preserve"> click the Feedback button to give feedback on how you handled the task. </w:t>
       </w:r>
       <w:r>
         <w:rPr>
@@ -2028,13 +2139,6 @@
           <w:bCs/>
         </w:rPr>
         <w:t>You can also drag the task name directly into the DSH input box on the right.</w:t>
-      </w:r>
-      <w:r>
-        <w:rPr>
-          <w:b/>
-          <w:bCs/>
-        </w:rPr>
-        <w:br/>
       </w:r>
     </w:p>
     <w:p>
@@ -2208,6 +2312,7 @@
         <w:rPr>
           <w:rFonts w:hint="eastAsia"/>
         </w:rPr>
+        <w:lastRenderedPageBreak/>
         <w:t>4-4. Task Assignment. Click the "Task Assignment" button at the top-right of the page to open the task assignment page, as shown below.</w:t>
       </w:r>
     </w:p>
@@ -2367,6 +2472,7 @@
         <w:rPr>
           <w:noProof/>
         </w:rPr>
+        <w:lastRenderedPageBreak/>
         <w:drawing>
           <wp:inline distT="0" distB="0" distL="0" distR="0" wp14:anchorId="0AA394D6" wp14:editId="45CB7509">
             <wp:extent cx="5274310" cy="2892425"/>
@@ -2418,17 +2524,19 @@
       </w:r>
     </w:p>
     <w:p>
-      <w:pPr>
-        <w:rPr>
-          <w:rFonts w:hint="eastAsia"/>
-        </w:rPr>
-      </w:pPr>
       <w:r>
         <w:rPr>
           <w:rFonts w:hint="eastAsia"/>
         </w:rPr>
         <w:t>5. Other Member Operations</w:t>
       </w:r>
+    </w:p>
+    <w:p>
+      <w:pPr>
+        <w:rPr>
+          <w:rFonts w:hint="eastAsia"/>
+        </w:rPr>
+      </w:pPr>
       <w:r>
         <w:rPr>
           <w:noProof/>
@@ -2520,7 +2628,42 @@
         <w:rPr>
           <w:rFonts w:hint="eastAsia"/>
         </w:rPr>
-        <w:t>On this page, you can click the Start button to start the DSH service. The first start may be slower; after it starts, you can open the member's DSH page, as shown below. The operation is the same as the admin's, but note that the member can only work in their own file workspace and cannot see the files of other workspaces.</w:t>
+        <w:t xml:space="preserve">On this page, you can click the Start button to start the DSH service. The first start may be slower; after it starts, you can open the member's DSH page, as shown below. The </w:t>
+      </w:r>
+      <w:r>
+        <w:rPr>
+          <w:rFonts w:hint="eastAsia"/>
+        </w:rPr>
+        <w:lastRenderedPageBreak/>
+        <w:t xml:space="preserve">operation is the same as the </w:t>
+      </w:r>
+      <w:proofErr w:type="gramStart"/>
+      <w:r>
+        <w:rPr>
+          <w:rFonts w:hint="eastAsia"/>
+        </w:rPr>
+        <w:t>admin's, but</w:t>
+      </w:r>
+      <w:proofErr w:type="gramEnd"/>
+      <w:r>
+        <w:rPr>
+          <w:rFonts w:hint="eastAsia"/>
+        </w:rPr>
+        <w:t xml:space="preserve"> note that the </w:t>
+      </w:r>
+      <w:proofErr w:type="gramStart"/>
+      <w:r>
+        <w:rPr>
+          <w:rFonts w:hint="eastAsia"/>
+        </w:rPr>
+        <w:t>member</w:t>
+      </w:r>
+      <w:proofErr w:type="gramEnd"/>
+      <w:r>
+        <w:rPr>
+          <w:rFonts w:hint="eastAsia"/>
+        </w:rPr>
+        <w:t xml:space="preserve"> can only work in their own file workspace and cannot see the files of other workspaces.</w:t>
       </w:r>
     </w:p>
     <w:p>
@@ -2598,6 +2741,7 @@
     </w:p>
     <w:p>
       <w:pPr>
+        <w:ind w:firstLineChars="200" w:firstLine="440"/>
         <w:rPr>
           <w:rFonts w:hint="eastAsia"/>
         </w:rPr>
@@ -2607,21 +2751,6 @@
           <w:rFonts w:hint="eastAsia"/>
         </w:rPr>
         <w:t>After you are familiar with the functions on the pages above, you can use this AI Harness for work. For example, to modify a code file in the workspace directory, you can directly enter the modification instruction you want in the Harness input box, as shown below, then click the submit arrow button; it will call the connected LLM to do the work.</w:t>
-      </w:r>
-      <w:r>
-        <w:br/>
-      </w:r>
-      <w:r>
-        <w:rPr>
-          <w:rFonts w:hint="eastAsia"/>
-        </w:rPr>
-        <w:t xml:space="preserve">         </w:t>
-      </w:r>
-      <w:r>
-        <w:rPr>
-          <w:rFonts w:hint="eastAsia"/>
-        </w:rPr>
-        <w:t xml:space="preserve">         </w:t>
       </w:r>
     </w:p>
     <w:p>
@@ -2699,7 +2828,12 @@
       </w:r>
     </w:p>
     <w:sectPr>
-      <w:footerReference w:type="default" r:id="rId31"/>
+      <w:headerReference w:type="even" r:id="rId31"/>
+      <w:headerReference w:type="default" r:id="rId32"/>
+      <w:footerReference w:type="even" r:id="rId33"/>
+      <w:footerReference w:type="default" r:id="rId34"/>
+      <w:headerReference w:type="first" r:id="rId35"/>
+      <w:footerReference w:type="first" r:id="rId36"/>
       <w:pgSz w:w="11906" w:h="16838"/>
       <w:pgMar w:top="1440" w:right="1800" w:bottom="1440" w:left="1800" w:header="851" w:footer="992" w:gutter="0"/>
       <w:cols w:space="425"/>
@@ -2741,6 +2875,19 @@
 </file>
 
 <file path=word/footer1.xml><?xml version="1.0" encoding="utf-8"?>
+<w:ftr xmlns:wpc="http://schemas.microsoft.com/office/word/2010/wordprocessingCanvas" xmlns:cx="http://schemas.microsoft.com/office/drawing/2014/chartex" xmlns:cx1="http://schemas.microsoft.com/office/drawing/2015/9/8/chartex" xmlns:cx2="http://schemas.microsoft.com/office/drawing/2015/10/21/chartex" xmlns:cx3="http://schemas.microsoft.com/office/drawing/2016/5/9/chartex" xmlns:cx4="http://schemas.microsoft.com/office/drawing/2016/5/10/chartex" xmlns:cx5="http://schemas.microsoft.com/office/drawing/2016/5/11/chartex" xmlns:cx6="http://schemas.microsoft.com/office/drawing/2016/5/12/chartex" xmlns:cx7="http://schemas.microsoft.com/office/drawing/2016/5/13/chartex" xmlns:cx8="http://schemas.microsoft.com/office/drawing/2016/5/14/chartex" xmlns:mc="http://schemas.openxmlformats.org/markup-compatibility/2006" xmlns:aink="http://schemas.microsoft.com/office/drawing/2016/ink" xmlns:am3d="http://schemas.microsoft.com/office/drawing/2017/model3d" xmlns:o="urn:schemas-microsoft-com:office:office" xmlns:oel="http://schemas.microsoft.com/office/2019/extlst" xmlns:r="http://schemas.openxmlformats.org/officeDocument/2006/relationships" xmlns:m="http://schemas.openxmlformats.org/officeDocument/2006/math" xmlns:v="urn:schemas-microsoft-com:vml" xmlns:wp14="http://schemas.microsoft.com/office/word/2010/wordprocessingDrawing" xmlns:wp="http://schemas.openxmlformats.org/drawingml/2006/wordprocessingDrawing" xmlns:w10="urn:schemas-microsoft-com:office:word" xmlns:w="http://schemas.openxmlformats.org/wordprocessingml/2006/main" xmlns:w14="http://schemas.microsoft.com/office/word/2010/wordml" xmlns:w15="http://schemas.microsoft.com/office/word/2012/wordml" xmlns:w16cex="http://schemas.microsoft.com/office/word/2018/wordml/cex" xmlns:w16cid="http://schemas.microsoft.com/office/word/2016/wordml/cid" xmlns:w16="http://schemas.microsoft.com/office/word/2018/wordml" xmlns:w16du="http://schemas.microsoft.com/office/word/2023/wordml/word16du" xmlns:w16sdtdh="http://schemas.microsoft.com/office/word/2020/wordml/sdtdatahash" xmlns:w16sdtfl="http://schemas.microsoft.com/office/word/2024/wordml/sdtformatlock" xmlns:w16se="http://schemas.microsoft.com/office/word/2015/wordml/symex" xmlns:wpg="http://schemas.microsoft.com/office/word/2010/wordprocessingGroup" xmlns:wpi="http://schemas.microsoft.com/office/word/2010/wordprocessingInk" xmlns:wne="http://schemas.microsoft.com/office/word/2006/wordml" xmlns:wps="http://schemas.microsoft.com/office/word/2010/wordprocessingShape" mc:Ignorable="w14 w15 w16se w16cid w16 w16cex w16sdtdh w16sdtfl w16du wp14">
+  <w:p>
+    <w:pPr>
+      <w:pStyle w:val="af0"/>
+      <w:rPr>
+        <w:rFonts w:hint="eastAsia"/>
+      </w:rPr>
+    </w:pPr>
+  </w:p>
+</w:ftr>
+</file>
+
+<file path=word/footer2.xml><?xml version="1.0" encoding="utf-8"?>
 <w:ftr xmlns:wpc="http://schemas.microsoft.com/office/word/2010/wordprocessingCanvas" xmlns:cx="http://schemas.microsoft.com/office/drawing/2014/chartex" xmlns:cx1="http://schemas.microsoft.com/office/drawing/2015/9/8/chartex" xmlns:cx2="http://schemas.microsoft.com/office/drawing/2015/10/21/chartex" xmlns:cx3="http://schemas.microsoft.com/office/drawing/2016/5/9/chartex" xmlns:cx4="http://schemas.microsoft.com/office/drawing/2016/5/10/chartex" xmlns:cx5="http://schemas.microsoft.com/office/drawing/2016/5/11/chartex" xmlns:cx6="http://schemas.microsoft.com/office/drawing/2016/5/12/chartex" xmlns:cx7="http://schemas.microsoft.com/office/drawing/2016/5/13/chartex" xmlns:cx8="http://schemas.microsoft.com/office/drawing/2016/5/14/chartex" xmlns:mc="http://schemas.openxmlformats.org/markup-compatibility/2006" xmlns:aink="http://schemas.microsoft.com/office/drawing/2016/ink" xmlns:am3d="http://schemas.microsoft.com/office/drawing/2017/model3d" xmlns:o="urn:schemas-microsoft-com:office:office" xmlns:oel="http://schemas.microsoft.com/office/2019/extlst" xmlns:r="http://schemas.openxmlformats.org/officeDocument/2006/relationships" xmlns:m="http://schemas.openxmlformats.org/officeDocument/2006/math" xmlns:v="urn:schemas-microsoft-com:vml" xmlns:wp14="http://schemas.microsoft.com/office/word/2010/wordprocessingDrawing" xmlns:wp="http://schemas.openxmlformats.org/drawingml/2006/wordprocessingDrawing" xmlns:w10="urn:schemas-microsoft-com:office:word" xmlns:w="http://schemas.openxmlformats.org/wordprocessingml/2006/main" xmlns:w14="http://schemas.microsoft.com/office/word/2010/wordml" xmlns:w15="http://schemas.microsoft.com/office/word/2012/wordml" xmlns:w16cex="http://schemas.microsoft.com/office/word/2018/wordml/cex" xmlns:w16cid="http://schemas.microsoft.com/office/word/2016/wordml/cid" xmlns:w16="http://schemas.microsoft.com/office/word/2018/wordml" xmlns:w16du="http://schemas.microsoft.com/office/word/2023/wordml/word16du" xmlns:w16sdtdh="http://schemas.microsoft.com/office/word/2020/wordml/sdtdatahash" xmlns:w16sdtfl="http://schemas.microsoft.com/office/word/2024/wordml/sdtformatlock" xmlns:w16se="http://schemas.microsoft.com/office/word/2015/wordml/symex" xmlns:wpg="http://schemas.microsoft.com/office/word/2010/wordprocessingGroup" xmlns:wpi="http://schemas.microsoft.com/office/word/2010/wordprocessingInk" xmlns:wne="http://schemas.microsoft.com/office/word/2006/wordml" xmlns:wps="http://schemas.microsoft.com/office/word/2010/wordprocessingShape" mc:Ignorable="w14 w15 w16se w16cid w16 w16cex w16sdtdh w16sdtfl w16du wp14">
   <w:sdt>
     <w:sdtPr>
@@ -2869,6 +3016,11 @@
       </w:sdt>
     </w:sdtContent>
   </w:sdt>
+</w:ftr>
+</file>
+
+<file path=word/footer3.xml><?xml version="1.0" encoding="utf-8"?>
+<w:ftr xmlns:wpc="http://schemas.microsoft.com/office/word/2010/wordprocessingCanvas" xmlns:cx="http://schemas.microsoft.com/office/drawing/2014/chartex" xmlns:cx1="http://schemas.microsoft.com/office/drawing/2015/9/8/chartex" xmlns:cx2="http://schemas.microsoft.com/office/drawing/2015/10/21/chartex" xmlns:cx3="http://schemas.microsoft.com/office/drawing/2016/5/9/chartex" xmlns:cx4="http://schemas.microsoft.com/office/drawing/2016/5/10/chartex" xmlns:cx5="http://schemas.microsoft.com/office/drawing/2016/5/11/chartex" xmlns:cx6="http://schemas.microsoft.com/office/drawing/2016/5/12/chartex" xmlns:cx7="http://schemas.microsoft.com/office/drawing/2016/5/13/chartex" xmlns:cx8="http://schemas.microsoft.com/office/drawing/2016/5/14/chartex" xmlns:mc="http://schemas.openxmlformats.org/markup-compatibility/2006" xmlns:aink="http://schemas.microsoft.com/office/drawing/2016/ink" xmlns:am3d="http://schemas.microsoft.com/office/drawing/2017/model3d" xmlns:o="urn:schemas-microsoft-com:office:office" xmlns:oel="http://schemas.microsoft.com/office/2019/extlst" xmlns:r="http://schemas.openxmlformats.org/officeDocument/2006/relationships" xmlns:m="http://schemas.openxmlformats.org/officeDocument/2006/math" xmlns:v="urn:schemas-microsoft-com:vml" xmlns:wp14="http://schemas.microsoft.com/office/word/2010/wordprocessingDrawing" xmlns:wp="http://schemas.openxmlformats.org/drawingml/2006/wordprocessingDrawing" xmlns:w10="urn:schemas-microsoft-com:office:word" xmlns:w="http://schemas.openxmlformats.org/wordprocessingml/2006/main" xmlns:w14="http://schemas.microsoft.com/office/word/2010/wordml" xmlns:w15="http://schemas.microsoft.com/office/word/2012/wordml" xmlns:w16cex="http://schemas.microsoft.com/office/word/2018/wordml/cex" xmlns:w16cid="http://schemas.microsoft.com/office/word/2016/wordml/cid" xmlns:w16="http://schemas.microsoft.com/office/word/2018/wordml" xmlns:w16du="http://schemas.microsoft.com/office/word/2023/wordml/word16du" xmlns:w16sdtdh="http://schemas.microsoft.com/office/word/2020/wordml/sdtdatahash" xmlns:w16sdtfl="http://schemas.microsoft.com/office/word/2024/wordml/sdtformatlock" xmlns:w16se="http://schemas.microsoft.com/office/word/2015/wordml/symex" xmlns:wpg="http://schemas.microsoft.com/office/word/2010/wordprocessingGroup" xmlns:wpi="http://schemas.microsoft.com/office/word/2010/wordprocessingInk" xmlns:wne="http://schemas.microsoft.com/office/word/2006/wordml" xmlns:wps="http://schemas.microsoft.com/office/word/2010/wordprocessingShape" mc:Ignorable="w14 w15 w16se w16cid w16 w16cex w16sdtdh w16sdtfl w16du wp14">
   <w:p>
     <w:pPr>
       <w:pStyle w:val="af0"/>
@@ -2909,6 +3061,45 @@
     </w:p>
   </w:footnote>
 </w:footnotes>
+</file>
+
+<file path=word/header1.xml><?xml version="1.0" encoding="utf-8"?>
+<w:hdr xmlns:wpc="http://schemas.microsoft.com/office/word/2010/wordprocessingCanvas" xmlns:cx="http://schemas.microsoft.com/office/drawing/2014/chartex" xmlns:cx1="http://schemas.microsoft.com/office/drawing/2015/9/8/chartex" xmlns:cx2="http://schemas.microsoft.com/office/drawing/2015/10/21/chartex" xmlns:cx3="http://schemas.microsoft.com/office/drawing/2016/5/9/chartex" xmlns:cx4="http://schemas.microsoft.com/office/drawing/2016/5/10/chartex" xmlns:cx5="http://schemas.microsoft.com/office/drawing/2016/5/11/chartex" xmlns:cx6="http://schemas.microsoft.com/office/drawing/2016/5/12/chartex" xmlns:cx7="http://schemas.microsoft.com/office/drawing/2016/5/13/chartex" xmlns:cx8="http://schemas.microsoft.com/office/drawing/2016/5/14/chartex" xmlns:mc="http://schemas.openxmlformats.org/markup-compatibility/2006" xmlns:aink="http://schemas.microsoft.com/office/drawing/2016/ink" xmlns:am3d="http://schemas.microsoft.com/office/drawing/2017/model3d" xmlns:o="urn:schemas-microsoft-com:office:office" xmlns:oel="http://schemas.microsoft.com/office/2019/extlst" xmlns:r="http://schemas.openxmlformats.org/officeDocument/2006/relationships" xmlns:m="http://schemas.openxmlformats.org/officeDocument/2006/math" xmlns:v="urn:schemas-microsoft-com:vml" xmlns:wp14="http://schemas.microsoft.com/office/word/2010/wordprocessingDrawing" xmlns:wp="http://schemas.openxmlformats.org/drawingml/2006/wordprocessingDrawing" xmlns:w10="urn:schemas-microsoft-com:office:word" xmlns:w="http://schemas.openxmlformats.org/wordprocessingml/2006/main" xmlns:w14="http://schemas.microsoft.com/office/word/2010/wordml" xmlns:w15="http://schemas.microsoft.com/office/word/2012/wordml" xmlns:w16cex="http://schemas.microsoft.com/office/word/2018/wordml/cex" xmlns:w16cid="http://schemas.microsoft.com/office/word/2016/wordml/cid" xmlns:w16="http://schemas.microsoft.com/office/word/2018/wordml" xmlns:w16du="http://schemas.microsoft.com/office/word/2023/wordml/word16du" xmlns:w16sdtdh="http://schemas.microsoft.com/office/word/2020/wordml/sdtdatahash" xmlns:w16sdtfl="http://schemas.microsoft.com/office/word/2024/wordml/sdtformatlock" xmlns:w16se="http://schemas.microsoft.com/office/word/2015/wordml/symex" xmlns:wpg="http://schemas.microsoft.com/office/word/2010/wordprocessingGroup" xmlns:wpi="http://schemas.microsoft.com/office/word/2010/wordprocessingInk" xmlns:wne="http://schemas.microsoft.com/office/word/2006/wordml" xmlns:wps="http://schemas.microsoft.com/office/word/2010/wordprocessingShape" mc:Ignorable="w14 w15 w16se w16cid w16 w16cex w16sdtdh w16sdtfl w16du wp14">
+  <w:p>
+    <w:pPr>
+      <w:pStyle w:val="ae"/>
+      <w:rPr>
+        <w:rFonts w:hint="eastAsia"/>
+      </w:rPr>
+    </w:pPr>
+  </w:p>
+</w:hdr>
+</file>
+
+<file path=word/header2.xml><?xml version="1.0" encoding="utf-8"?>
+<w:hdr xmlns:wpc="http://schemas.microsoft.com/office/word/2010/wordprocessingCanvas" xmlns:cx="http://schemas.microsoft.com/office/drawing/2014/chartex" xmlns:cx1="http://schemas.microsoft.com/office/drawing/2015/9/8/chartex" xmlns:cx2="http://schemas.microsoft.com/office/drawing/2015/10/21/chartex" xmlns:cx3="http://schemas.microsoft.com/office/drawing/2016/5/9/chartex" xmlns:cx4="http://schemas.microsoft.com/office/drawing/2016/5/10/chartex" xmlns:cx5="http://schemas.microsoft.com/office/drawing/2016/5/11/chartex" xmlns:cx6="http://schemas.microsoft.com/office/drawing/2016/5/12/chartex" xmlns:cx7="http://schemas.microsoft.com/office/drawing/2016/5/13/chartex" xmlns:cx8="http://schemas.microsoft.com/office/drawing/2016/5/14/chartex" xmlns:mc="http://schemas.openxmlformats.org/markup-compatibility/2006" xmlns:aink="http://schemas.microsoft.com/office/drawing/2016/ink" xmlns:am3d="http://schemas.microsoft.com/office/drawing/2017/model3d" xmlns:o="urn:schemas-microsoft-com:office:office" xmlns:oel="http://schemas.microsoft.com/office/2019/extlst" xmlns:r="http://schemas.openxmlformats.org/officeDocument/2006/relationships" xmlns:m="http://schemas.openxmlformats.org/officeDocument/2006/math" xmlns:v="urn:schemas-microsoft-com:vml" xmlns:wp14="http://schemas.microsoft.com/office/word/2010/wordprocessingDrawing" xmlns:wp="http://schemas.openxmlformats.org/drawingml/2006/wordprocessingDrawing" xmlns:w10="urn:schemas-microsoft-com:office:word" xmlns:w="http://schemas.openxmlformats.org/wordprocessingml/2006/main" xmlns:w14="http://schemas.microsoft.com/office/word/2010/wordml" xmlns:w15="http://schemas.microsoft.com/office/word/2012/wordml" xmlns:w16cex="http://schemas.microsoft.com/office/word/2018/wordml/cex" xmlns:w16cid="http://schemas.microsoft.com/office/word/2016/wordml/cid" xmlns:w16="http://schemas.microsoft.com/office/word/2018/wordml" xmlns:w16du="http://schemas.microsoft.com/office/word/2023/wordml/word16du" xmlns:w16sdtdh="http://schemas.microsoft.com/office/word/2020/wordml/sdtdatahash" xmlns:w16sdtfl="http://schemas.microsoft.com/office/word/2024/wordml/sdtformatlock" xmlns:w16se="http://schemas.microsoft.com/office/word/2015/wordml/symex" xmlns:wpg="http://schemas.microsoft.com/office/word/2010/wordprocessingGroup" xmlns:wpi="http://schemas.microsoft.com/office/word/2010/wordprocessingInk" xmlns:wne="http://schemas.microsoft.com/office/word/2006/wordml" xmlns:wps="http://schemas.microsoft.com/office/word/2010/wordprocessingShape" mc:Ignorable="w14 w15 w16se w16cid w16 w16cex w16sdtdh w16sdtfl w16du wp14">
+  <w:p>
+    <w:pPr>
+      <w:pStyle w:val="ae"/>
+      <w:rPr>
+        <w:rFonts w:hint="eastAsia"/>
+      </w:rPr>
+    </w:pPr>
+  </w:p>
+</w:hdr>
+</file>
+
+<file path=word/header3.xml><?xml version="1.0" encoding="utf-8"?>
+<w:hdr xmlns:wpc="http://schemas.microsoft.com/office/word/2010/wordprocessingCanvas" xmlns:cx="http://schemas.microsoft.com/office/drawing/2014/chartex" xmlns:cx1="http://schemas.microsoft.com/office/drawing/2015/9/8/chartex" xmlns:cx2="http://schemas.microsoft.com/office/drawing/2015/10/21/chartex" xmlns:cx3="http://schemas.microsoft.com/office/drawing/2016/5/9/chartex" xmlns:cx4="http://schemas.microsoft.com/office/drawing/2016/5/10/chartex" xmlns:cx5="http://schemas.microsoft.com/office/drawing/2016/5/11/chartex" xmlns:cx6="http://schemas.microsoft.com/office/drawing/2016/5/12/chartex" xmlns:cx7="http://schemas.microsoft.com/office/drawing/2016/5/13/chartex" xmlns:cx8="http://schemas.microsoft.com/office/drawing/2016/5/14/chartex" xmlns:mc="http://schemas.openxmlformats.org/markup-compatibility/2006" xmlns:aink="http://schemas.microsoft.com/office/drawing/2016/ink" xmlns:am3d="http://schemas.microsoft.com/office/drawing/2017/model3d" xmlns:o="urn:schemas-microsoft-com:office:office" xmlns:oel="http://schemas.microsoft.com/office/2019/extlst" xmlns:r="http://schemas.openxmlformats.org/officeDocument/2006/relationships" xmlns:m="http://schemas.openxmlformats.org/officeDocument/2006/math" xmlns:v="urn:schemas-microsoft-com:vml" xmlns:wp14="http://schemas.microsoft.com/office/word/2010/wordprocessingDrawing" xmlns:wp="http://schemas.openxmlformats.org/drawingml/2006/wordprocessingDrawing" xmlns:w10="urn:schemas-microsoft-com:office:word" xmlns:w="http://schemas.openxmlformats.org/wordprocessingml/2006/main" xmlns:w14="http://schemas.microsoft.com/office/word/2010/wordml" xmlns:w15="http://schemas.microsoft.com/office/word/2012/wordml" xmlns:w16cex="http://schemas.microsoft.com/office/word/2018/wordml/cex" xmlns:w16cid="http://schemas.microsoft.com/office/word/2016/wordml/cid" xmlns:w16="http://schemas.microsoft.com/office/word/2018/wordml" xmlns:w16du="http://schemas.microsoft.com/office/word/2023/wordml/word16du" xmlns:w16sdtdh="http://schemas.microsoft.com/office/word/2020/wordml/sdtdatahash" xmlns:w16sdtfl="http://schemas.microsoft.com/office/word/2024/wordml/sdtformatlock" xmlns:w16se="http://schemas.microsoft.com/office/word/2015/wordml/symex" xmlns:wpg="http://schemas.microsoft.com/office/word/2010/wordprocessingGroup" xmlns:wpi="http://schemas.microsoft.com/office/word/2010/wordprocessingInk" xmlns:wne="http://schemas.microsoft.com/office/word/2006/wordml" xmlns:wps="http://schemas.microsoft.com/office/word/2010/wordprocessingShape" mc:Ignorable="w14 w15 w16se w16cid w16 w16cex w16sdtdh w16sdtfl w16du wp14">
+  <w:p>
+    <w:pPr>
+      <w:pStyle w:val="ae"/>
+      <w:rPr>
+        <w:rFonts w:hint="eastAsia"/>
+      </w:rPr>
+    </w:pPr>
+  </w:p>
+</w:hdr>
 </file>
 
 <file path=word/numbering.xml><?xml version="1.0" encoding="utf-8"?>
